--- a/docs/Scenario5_Investigation_Report.docx
+++ b/docs/Scenario5_Investigation_Report.docx
@@ -504,6 +504,77 @@
     </w:p>
     <w:p>
       <w:pPr>
+        <w:pStyle w:val="Heading3"/>
+        <w:spacing w:after="100" w:before="200"/>
+      </w:pPr>
+      <w:r>
+        <w:t xml:space="preserve">Supporting Evidence — Confirmed Scan Results</w:t>
+      </w:r>
+    </w:p>
+    <w:p>
+      <w:pPr>
+        <w:spacing w:after="60" w:before="160"/>
+        <w:jc w:val="center"/>
+      </w:pPr>
+      <w:r>
+        <w:drawing>
+          <wp:inline distT="0" distB="0" distL="0" distR="0">
+            <wp:extent cx="4572000" cy="4807570"/>
+            <wp:effectExtent t="0" r="0" b="0" l="0"/>
+            <wp:docPr id="1001" name="" descr="" title=""/>
+            <wp:cNvGraphicFramePr>
+              <a:graphicFrameLocks xmlns:a="http://schemas.openxmlformats.org/drawingml/2006/main" noChangeAspect="1"/>
+            </wp:cNvGraphicFramePr>
+            <a:graphic xmlns:a="http://schemas.openxmlformats.org/drawingml/2006/main">
+              <a:graphicData uri="http://schemas.openxmlformats.org/drawingml/2006/picture">
+                <pic:pic xmlns:pic="http://schemas.openxmlformats.org/drawingml/2006/picture">
+                  <pic:nvPicPr>
+                    <pic:cNvPr id="1007" name="" descr=""/>
+                    <pic:cNvPicPr>
+                      <a:picLocks noChangeAspect="1" noChangeArrowheads="1"/>
+                    </pic:cNvPicPr>
+                  </pic:nvPicPr>
+                  <pic:blipFill>
+                    <a:blip r:embed="rIdS1" cstate="none"/>
+                    <a:srcRect/>
+                    <a:stretch>
+                      <a:fillRect/>
+                    </a:stretch>
+                  </pic:blipFill>
+                  <pic:spPr bwMode="auto">
+                    <a:xfrm>
+                      <a:off x="0" y="0"/>
+                      <a:ext cx="4572000" cy="4807570"/>
+                    </a:xfrm>
+                    <a:prstGeom prst="rect">
+                      <a:avLst/>
+                    </a:prstGeom>
+                  </pic:spPr>
+                </pic:pic>
+              </a:graphicData>
+            </a:graphic>
+          </wp:inline>
+        </w:drawing>
+      </w:r>
+    </w:p>
+    <w:p>
+      <w:pPr>
+        <w:spacing w:after="200"/>
+        <w:jc w:val="center"/>
+      </w:pPr>
+      <w:r>
+        <w:rPr>
+          <w:i/>
+          <w:iCs/>
+          <w:color w:val="666666"/>
+          <w:sz w:val="18"/>
+          <w:szCs w:val="18"/>
+        </w:rPr>
+        <w:t xml:space="preserve">nmap scan from Kali’s intnet interface (eth2, 10.10.0.50) against DMZ-Web01: host up, 3 open ports (21/ftp, 22/ssh, 80/http)</w:t>
+      </w:r>
+    </w:p>
+    <w:p>
+      <w:pPr>
         <w:pStyle w:val="Heading1"/>
         <w:spacing w:after="160" w:before="320"/>
       </w:pPr>
@@ -541,6 +612,219 @@
       </w:pPr>
       <w:r>
         <w:t xml:space="preserve">Remediation: enabled “Log packets that are handled by this rule” on the broad rule via Firewall › Rules › LAN. Firewall logging began populating immediately on the next test traffic.</w:t>
+      </w:r>
+    </w:p>
+    <w:p>
+      <w:pPr>
+        <w:pStyle w:val="Heading3"/>
+        <w:spacing w:after="100" w:before="200"/>
+      </w:pPr>
+      <w:r>
+        <w:t xml:space="preserve">Supporting Evidence — Diagnosis via pfctl Counters</w:t>
+      </w:r>
+    </w:p>
+    <w:p>
+      <w:pPr>
+        <w:spacing w:after="60" w:before="160"/>
+        <w:jc w:val="center"/>
+      </w:pPr>
+      <w:r>
+        <w:drawing>
+          <wp:inline distT="0" distB="0" distL="0" distR="0">
+            <wp:extent cx="4937760" cy="2592324"/>
+            <wp:effectExtent t="0" r="0" b="0" l="0"/>
+            <wp:docPr id="1002" name="" descr="" title=""/>
+            <wp:cNvGraphicFramePr>
+              <a:graphicFrameLocks xmlns:a="http://schemas.openxmlformats.org/drawingml/2006/main" noChangeAspect="1"/>
+            </wp:cNvGraphicFramePr>
+            <a:graphic xmlns:a="http://schemas.openxmlformats.org/drawingml/2006/main">
+              <a:graphicData uri="http://schemas.openxmlformats.org/drawingml/2006/picture">
+                <pic:pic xmlns:pic="http://schemas.openxmlformats.org/drawingml/2006/picture">
+                  <pic:nvPicPr>
+                    <pic:cNvPr id="1008" name="" descr=""/>
+                    <pic:cNvPicPr>
+                      <a:picLocks noChangeAspect="1" noChangeArrowheads="1"/>
+                    </pic:cNvPicPr>
+                  </pic:nvPicPr>
+                  <pic:blipFill>
+                    <a:blip r:embed="rIdS2" cstate="none"/>
+                    <a:srcRect/>
+                    <a:stretch>
+                      <a:fillRect/>
+                    </a:stretch>
+                  </pic:blipFill>
+                  <pic:spPr bwMode="auto">
+                    <a:xfrm>
+                      <a:off x="0" y="0"/>
+                      <a:ext cx="4937760" cy="2592324"/>
+                    </a:xfrm>
+                    <a:prstGeom prst="rect">
+                      <a:avLst/>
+                    </a:prstGeom>
+                  </pic:spPr>
+                </pic:pic>
+              </a:graphicData>
+            </a:graphic>
+          </wp:inline>
+        </w:drawing>
+      </w:r>
+    </w:p>
+    <w:p>
+      <w:pPr>
+        <w:spacing w:after="200"/>
+        <w:jc w:val="center"/>
+      </w:pPr>
+      <w:r>
+        <w:rPr>
+          <w:i/>
+          <w:iCs/>
+          <w:color w:val="666666"/>
+          <w:sz w:val="18"/>
+          <w:szCs w:val="18"/>
+        </w:rPr>
+        <w:t xml:space="preserve">pfctl -vvsr output: rule 93 (ridentifier 1787874473, the broad unlabeled rule) shows Packets: 123, Bytes: 6396, a recent Last Active Time — confirming it, not the intended logged rule, was matching the traffic</w:t>
+      </w:r>
+    </w:p>
+    <w:p>
+      <w:pPr>
+        <w:pStyle w:val="Heading3"/>
+        <w:spacing w:after="100" w:before="200"/>
+      </w:pPr>
+      <w:r>
+        <w:t xml:space="preserve">Supporting Evidence — Remediation Applied</w:t>
+      </w:r>
+    </w:p>
+    <w:p>
+      <w:pPr>
+        <w:spacing w:after="60" w:before="160"/>
+        <w:jc w:val="center"/>
+      </w:pPr>
+      <w:r>
+        <w:drawing>
+          <wp:inline distT="0" distB="0" distL="0" distR="0">
+            <wp:extent cx="4937760" cy="2592324"/>
+            <wp:effectExtent t="0" r="0" b="0" l="0"/>
+            <wp:docPr id="1003" name="" descr="" title=""/>
+            <wp:cNvGraphicFramePr>
+              <a:graphicFrameLocks xmlns:a="http://schemas.openxmlformats.org/drawingml/2006/main" noChangeAspect="1"/>
+            </wp:cNvGraphicFramePr>
+            <a:graphic xmlns:a="http://schemas.openxmlformats.org/drawingml/2006/main">
+              <a:graphicData uri="http://schemas.openxmlformats.org/drawingml/2006/picture">
+                <pic:pic xmlns:pic="http://schemas.openxmlformats.org/drawingml/2006/picture">
+                  <pic:nvPicPr>
+                    <pic:cNvPr id="1009" name="" descr=""/>
+                    <pic:cNvPicPr>
+                      <a:picLocks noChangeAspect="1" noChangeArrowheads="1"/>
+                    </pic:cNvPicPr>
+                  </pic:nvPicPr>
+                  <pic:blipFill>
+                    <a:blip r:embed="rIdS3" cstate="none"/>
+                    <a:srcRect/>
+                    <a:stretch>
+                      <a:fillRect/>
+                    </a:stretch>
+                  </pic:blipFill>
+                  <pic:spPr bwMode="auto">
+                    <a:xfrm>
+                      <a:off x="0" y="0"/>
+                      <a:ext cx="4937760" cy="2592324"/>
+                    </a:xfrm>
+                    <a:prstGeom prst="rect">
+                      <a:avLst/>
+                    </a:prstGeom>
+                  </pic:spPr>
+                </pic:pic>
+              </a:graphicData>
+            </a:graphic>
+          </wp:inline>
+        </w:drawing>
+      </w:r>
+    </w:p>
+    <w:p>
+      <w:pPr>
+        <w:spacing w:after="200"/>
+        <w:jc w:val="center"/>
+      </w:pPr>
+      <w:r>
+        <w:rPr>
+          <w:i/>
+          <w:iCs/>
+          <w:color w:val="666666"/>
+          <w:sz w:val="18"/>
+          <w:szCs w:val="18"/>
+        </w:rPr>
+        <w:t xml:space="preserve">The rule (Tracking ID 1787874473, renamed “Broad TCP allow — needs review”) with “Log packets that are handled by this rule” enabled</w:t>
+      </w:r>
+    </w:p>
+    <w:p>
+      <w:pPr>
+        <w:pStyle w:val="Heading3"/>
+        <w:spacing w:after="100" w:before="200"/>
+      </w:pPr>
+      <w:r>
+        <w:t xml:space="preserve">Supporting Evidence — Logging Confirmed Live</w:t>
+      </w:r>
+    </w:p>
+    <w:p>
+      <w:pPr>
+        <w:spacing w:after="60" w:before="160"/>
+        <w:jc w:val="center"/>
+      </w:pPr>
+      <w:r>
+        <w:drawing>
+          <wp:inline distT="0" distB="0" distL="0" distR="0">
+            <wp:extent cx="4937760" cy="2592324"/>
+            <wp:effectExtent t="0" r="0" b="0" l="0"/>
+            <wp:docPr id="1004" name="" descr="" title=""/>
+            <wp:cNvGraphicFramePr>
+              <a:graphicFrameLocks xmlns:a="http://schemas.openxmlformats.org/drawingml/2006/main" noChangeAspect="1"/>
+            </wp:cNvGraphicFramePr>
+            <a:graphic xmlns:a="http://schemas.openxmlformats.org/drawingml/2006/main">
+              <a:graphicData uri="http://schemas.openxmlformats.org/drawingml/2006/picture">
+                <pic:pic xmlns:pic="http://schemas.openxmlformats.org/drawingml/2006/picture">
+                  <pic:nvPicPr>
+                    <pic:cNvPr id="1010" name="" descr=""/>
+                    <pic:cNvPicPr>
+                      <a:picLocks noChangeAspect="1" noChangeArrowheads="1"/>
+                    </pic:cNvPicPr>
+                  </pic:nvPicPr>
+                  <pic:blipFill>
+                    <a:blip r:embed="rIdS4" cstate="none"/>
+                    <a:srcRect/>
+                    <a:stretch>
+                      <a:fillRect/>
+                    </a:stretch>
+                  </pic:blipFill>
+                  <pic:spPr bwMode="auto">
+                    <a:xfrm>
+                      <a:off x="0" y="0"/>
+                      <a:ext cx="4937760" cy="2592324"/>
+                    </a:xfrm>
+                    <a:prstGeom prst="rect">
+                      <a:avLst/>
+                    </a:prstGeom>
+                  </pic:spPr>
+                </pic:pic>
+              </a:graphicData>
+            </a:graphic>
+          </wp:inline>
+        </w:drawing>
+      </w:r>
+    </w:p>
+    <w:p>
+      <w:pPr>
+        <w:spacing w:after="200"/>
+        <w:jc w:val="center"/>
+      </w:pPr>
+      <w:r>
+        <w:rPr>
+          <w:i/>
+          <w:iCs/>
+          <w:color w:val="666666"/>
+          <w:sz w:val="18"/>
+          <w:szCs w:val="18"/>
+        </w:rPr>
+        <w:t xml:space="preserve">/var/log/filter.log immediately after the fix: live match,pass entries under ridentifier 1787874473, correlating with the re-run scan</w:t>
       </w:r>
     </w:p>
     <w:p>
@@ -717,6 +1001,77 @@
     </w:p>
     <w:p>
       <w:pPr>
+        <w:pStyle w:val="Heading3"/>
+        <w:spacing w:after="100" w:before="200"/>
+      </w:pPr>
+      <w:r>
+        <w:t xml:space="preserve">Supporting Evidence — Custom Rules 100211/100212 Configured</w:t>
+      </w:r>
+    </w:p>
+    <w:p>
+      <w:pPr>
+        <w:spacing w:after="60" w:before="160"/>
+        <w:jc w:val="center"/>
+      </w:pPr>
+      <w:r>
+        <w:drawing>
+          <wp:inline distT="0" distB="0" distL="0" distR="0">
+            <wp:extent cx="4572000" cy="4802521"/>
+            <wp:effectExtent t="0" r="0" b="0" l="0"/>
+            <wp:docPr id="1005" name="" descr="" title=""/>
+            <wp:cNvGraphicFramePr>
+              <a:graphicFrameLocks xmlns:a="http://schemas.openxmlformats.org/drawingml/2006/main" noChangeAspect="1"/>
+            </wp:cNvGraphicFramePr>
+            <a:graphic xmlns:a="http://schemas.openxmlformats.org/drawingml/2006/main">
+              <a:graphicData uri="http://schemas.openxmlformats.org/drawingml/2006/picture">
+                <pic:pic xmlns:pic="http://schemas.openxmlformats.org/drawingml/2006/picture">
+                  <pic:nvPicPr>
+                    <pic:cNvPr id="1011" name="" descr=""/>
+                    <pic:cNvPicPr>
+                      <a:picLocks noChangeAspect="1" noChangeArrowheads="1"/>
+                    </pic:cNvPicPr>
+                  </pic:nvPicPr>
+                  <pic:blipFill>
+                    <a:blip r:embed="rIdS5" cstate="none"/>
+                    <a:srcRect/>
+                    <a:stretch>
+                      <a:fillRect/>
+                    </a:stretch>
+                  </pic:blipFill>
+                  <pic:spPr bwMode="auto">
+                    <a:xfrm>
+                      <a:off x="0" y="0"/>
+                      <a:ext cx="4572000" cy="4802521"/>
+                    </a:xfrm>
+                    <a:prstGeom prst="rect">
+                      <a:avLst/>
+                    </a:prstGeom>
+                  </pic:spPr>
+                </pic:pic>
+              </a:graphicData>
+            </a:graphic>
+          </wp:inline>
+        </w:drawing>
+      </w:r>
+    </w:p>
+    <w:p>
+      <w:pPr>
+        <w:spacing w:after="200"/>
+        <w:jc w:val="center"/>
+      </w:pPr>
+      <w:r>
+        <w:rPr>
+          <w:i/>
+          <w:iCs/>
+          <w:color w:val="666666"/>
+          <w:sz w:val="18"/>
+          <w:szCs w:val="18"/>
+        </w:rPr>
+        <w:t xml:space="preserve">local_rules.xml on Wazuh-SOC: rule 100211 (if_sid 87700, action=pass, Level 3) and rule 100212 (frequency=15, timeframe=20, same_source_ip, Level 10, MITRE T1046)</w:t>
+      </w:r>
+    </w:p>
+    <w:p>
+      <w:pPr>
         <w:pStyle w:val="Heading1"/>
         <w:spacing w:after="160" w:before="320"/>
       </w:pPr>
@@ -882,6 +1237,77 @@
     </w:p>
     <w:p>
       <w:pPr>
+        <w:pStyle w:val="Heading3"/>
+        <w:spacing w:after="100" w:before="200"/>
+      </w:pPr>
+      <w:r>
+        <w:t xml:space="preserve">Supporting Evidence — Decoder Gap</w:t>
+      </w:r>
+    </w:p>
+    <w:p>
+      <w:pPr>
+        <w:spacing w:after="60" w:before="160"/>
+        <w:jc w:val="center"/>
+      </w:pPr>
+      <w:r>
+        <w:drawing>
+          <wp:inline distT="0" distB="0" distL="0" distR="0">
+            <wp:extent cx="4572000" cy="4802521"/>
+            <wp:effectExtent t="0" r="0" b="0" l="0"/>
+            <wp:docPr id="1006" name="" descr="" title=""/>
+            <wp:cNvGraphicFramePr>
+              <a:graphicFrameLocks xmlns:a="http://schemas.openxmlformats.org/drawingml/2006/main" noChangeAspect="1"/>
+            </wp:cNvGraphicFramePr>
+            <a:graphic xmlns:a="http://schemas.openxmlformats.org/drawingml/2006/main">
+              <a:graphicData uri="http://schemas.openxmlformats.org/drawingml/2006/picture">
+                <pic:pic xmlns:pic="http://schemas.openxmlformats.org/drawingml/2006/picture">
+                  <pic:nvPicPr>
+                    <pic:cNvPr id="1012" name="" descr=""/>
+                    <pic:cNvPicPr>
+                      <a:picLocks noChangeAspect="1" noChangeArrowheads="1"/>
+                    </pic:cNvPicPr>
+                  </pic:nvPicPr>
+                  <pic:blipFill>
+                    <a:blip r:embed="rIdS6" cstate="none"/>
+                    <a:srcRect/>
+                    <a:stretch>
+                      <a:fillRect/>
+                    </a:stretch>
+                  </pic:blipFill>
+                  <pic:spPr bwMode="auto">
+                    <a:xfrm>
+                      <a:off x="0" y="0"/>
+                      <a:ext cx="4572000" cy="4802521"/>
+                    </a:xfrm>
+                    <a:prstGeom prst="rect">
+                      <a:avLst/>
+                    </a:prstGeom>
+                  </pic:spPr>
+                </pic:pic>
+              </a:graphicData>
+            </a:graphic>
+          </wp:inline>
+        </w:drawing>
+      </w:r>
+    </w:p>
+    <w:p>
+      <w:pPr>
+        <w:spacing w:after="200"/>
+        <w:jc w:val="center"/>
+      </w:pPr>
+      <w:r>
+        <w:rPr>
+          <w:i/>
+          <w:iCs/>
+          <w:color w:val="666666"/>
+          <w:sz w:val="18"/>
+          <w:szCs w:val="18"/>
+        </w:rPr>
+        <w:t xml:space="preserve">archives.json entries for the re-run scan’s filterlog traffic (ridentifier 1787874473): empty "decoder":{} field and malformed hostname "filterlog[68009]:" instead of pfSense’s real hostname</w:t>
+      </w:r>
+    </w:p>
+    <w:p>
+      <w:pPr>
         <w:pStyle w:val="Heading1"/>
         <w:spacing w:after="160" w:before="320"/>
       </w:pPr>
@@ -913,7 +1339,7 @@
           <w:sz w:val="18"/>
           <w:szCs w:val="18"/>
         </w:rPr>
-        <w:t xml:space="preserve">Screenshots: see project screenshot directory screenshots/scenario-05-portscan/ (troubleshooting captures referenced throughout this investigation).</w:t>
+        <w:t xml:space="preserve">Screenshots: docs/screenshots/scenario5/ in the project repository.</w:t>
       </w:r>
     </w:p>
     <w:sectPr>
